--- a/example_articles/countries/United Kingdom/5.countries_United Kingdom_Other_publisher.docx
+++ b/example_articles/countries/United Kingdom/5.countries_United Kingdom_Other_publisher.docx
@@ -27,17 +27,17 @@
     </w:p>
     <w:p>
       <w:r>
-        <w:t>Source File: Other publishers/Files (500) (14).DOCX</w:t>
+        <w:t>Source file: Other publishers/Files (500) (14).DOCX</w:t>
       </w:r>
     </w:p>
     <w:p>
       <w:r>
-        <w:t>Raw locations result: ['United Kingdom']</w:t>
+        <w:t>Raw locations result, 'locations': ['United Kingdom']</w:t>
       </w:r>
     </w:p>
     <w:p>
       <w:r>
-        <w:t>countries_stand_flat (Standardized): United Kingdom</w:t>
+        <w:t>Standardized locations result, 'countries_stand_flat': United Kingdom</w:t>
       </w:r>
     </w:p>
     <w:p>

--- a/example_articles/countries/United Kingdom/5.countries_United Kingdom_Other_publisher.docx
+++ b/example_articles/countries/United Kingdom/5.countries_United Kingdom_Other_publisher.docx
@@ -7,7 +7,7 @@
         <w:pStyle w:val="Heading1"/>
       </w:pPr>
       <w:r>
-        <w:t>New Jersey Democrat fights welfare 'slavery'</w:t>
+        <w:t>MOVIES</w:t>
       </w:r>
     </w:p>
     <w:p>
@@ -17,17 +17,17 @@
     </w:p>
     <w:p>
       <w:r>
-        <w:t>Date: 1991-12-19</w:t>
+        <w:t>Date: 1990-04-20</w:t>
       </w:r>
     </w:p>
     <w:p>
       <w:r>
-        <w:t>Section: NEWS; Pg. 9A</w:t>
+        <w:t>Section: LIFE; Pg. 3D; Television and Video; Movies</w:t>
       </w:r>
     </w:p>
     <w:p>
       <w:r>
-        <w:t>Source file: Other publishers/Files (500) (14).DOCX</w:t>
+        <w:t>Source file: Other publishers/Files (500) (23).DOCX</w:t>
       </w:r>
     </w:p>
     <w:p>
@@ -49,39 +49,48 @@
     </w:p>
     <w:p>
       <w:r>
-        <w:t>Wayne Bryant sees welfare as ''modern-day slavery.''</w:t>
+        <w:t>NEW IN STORES</w:t>
         <w:br/>
-        <w:t>''I can't tolerate the idea that people will enslave my people into poverty for the rest of their lives,''' says Bryant, a black New Jersey assemblyman.</w:t>
+        <w:t>Sea of Love ## 1/2 (1989, MCA, retailer determines price): Significantly less than the sum of some very redemptive parts, this half-a-hit does serve notice that Al Pacino is still breathing (and vigorously) post-Revolution; that</w:t>
         <w:br/>
-        <w:t>''Somebody has to step up and challenge what is actually happening.''</w:t>
+        <w:t>Ellen Barkin is still peaking; and that there's probably no movie John Goodman can't help. New York cop Pacino and Queens partner Goodman are investigating a series of murders involving males who placed ''personal'' ads. Pacino (working undercover) suspects Barkin, but gets involved with her anyway; the confused follow-up collapses the film, which can't decide whether it's a mystery or trenchant sexual-psychological study a la Last Tango in Paris. Verges on silly, but Richard Price's crackling dialogue helps.</w:t>
         <w:br/>
-        <w:t>That somebody is Bryant.</w:t>
+        <w:t>A Dry White Season ### (1989, CBS/Fox, $ 89.98): Oscar-nominated Marlon Brando has two juicy mid-film scenes as a human rights attorney exposing Soweto, South Africa, atrocities; Donald Sutherland essentially carries the film as a naive Johannesburg prep school teacher who becomes a pariah (even to his family) after a personal incident transforms him into an anti- apartheid activist. With the exception of some justifiably violent torture scenes, director Euzhan Palcy (she did the lovely Sugar Cane Alley) takes a straightforward approach that lets the material speak for itself. And Brando, you'd better believe, still has it.</w:t>
         <w:br/>
-        <w:t>The Democratic leader in the Assembly has introduced a controversial bill that would revamp welfare in New Jersey, and which could become a model for other states.</w:t>
+        <w:t xml:space="preserve"> </w:t>
         <w:br/>
-        <w:t>The most debated proposal: to financially punish and reward certain behaviors.</w:t>
+        <w:t xml:space="preserve"> Shirley Valentine ## 1/2 (1989, Paramount, retailer determines price): Here's fresh proof that stage-screen retreads praised as ''warm,'' ''wise'' and ''heart-grabbing'' are much more likely to be banal, obvious and heart- burning. Oscar-nominated Pauline Collins re-creates her Tony-winning performance in this feminist Brit comedy about a working-class wife who enjoys a mind-clearing fling on the beautifully shot Greek island of Mykonos. Early on, Collins regularly converses with a kitchen wall; her oft-spouted bromides may drive you up one. ''Marriage is like the Middle East,'' she says. (''There's no solution.'') ''Sex is like the supermarket.'' (''It's overrated.'') To the moon, Shirley.</w:t>
         <w:br/>
-        <w:t>For example, it allows women to keep a higher level of benefits if they're married - now, women on welfare who marry lose some benefits - but cuts extra benefits to welfare mothers who have more children.</w:t>
+        <w:t xml:space="preserve"> </w:t>
         <w:br/>
-        <w:t>Many say that's wrong.</w:t>
+        <w:t xml:space="preserve"> A Man Called Peter ## 1/2 (1955, CBS/Fox, $ 29.98): Peter Marshall was a beloved Scottish immigrant who rose to the ministry of Washington, D.C.'s historic ''Church of the Presidents''; later, he became chaplain of the U.S. Senate. What an acting challenge for lead Richard Todd; if his sermons fail to engage, the movie sinks. Fortunately, he is great - but the rest, a product of its era, hasn't held up as well. Jean Peters (her last film) plays Catherine Marshall, who comes off as a mild pain; try to keep her own sermonizing (early in the film) out of any feminist earshot.</w:t>
         <w:br/>
-        <w:t>''It seems punitive to penalize a child for parent behavior with absolutely no reason to believe that penalty will moderate the parent's behavior,'' says Nancy Ebb of the Children's Defense Fund.</w:t>
+        <w:t xml:space="preserve"> </w:t>
         <w:br/>
-        <w:t>''We don't have a runaway birth rate'' anyway, she says: a typical welfare family has one or two children.</w:t>
+        <w:t xml:space="preserve"> Dealers ## (1989, Academy, $ 89.95): Though Yank Rebecca De Mornay is top- billed, this is essentially Britain's answer to Wall Street. Missing is Oliver Stone's pulsating-pulp narrative drive; on its own, though, this is an adequate time-killer about professional rivals (and eventually lovers) entangled in London investment-banking chicanery. Watchable enough to make you regret it isn't better.</w:t>
         <w:br/>
-        <w:t>Bryant's bill - which comes up for debate next month - also would provide up to two years of child-care and health-care benefits to welfare recipients after they get a job. Federal law currently provides one year.</w:t>
+        <w:t xml:space="preserve"> </w:t>
         <w:br/>
-        <w:t>''It gives people an honest shot to make it in the working-class world,'' says Bryant.</w:t>
+        <w:t xml:space="preserve"> Second Sight # (1989, Warner, $ 89.95): Superpsychic Bronson Pinchot and his personal otherworldly entity assist John Larroquette at the Second Sight Detective Agency; if that's not enough, the love interest (played by Bess Armstrong) is a cute 'n' perky nun. No one needed a psychic to gauge how long this dregs-dweller would last in theaters.</w:t>
         <w:br/>
-        <w:t>In addition, the bill pushes education and vocational training to all adult welfare recipients; single men now can't get that training.</w:t>
+        <w:t xml:space="preserve"> TOP MOVIE RENTALS</w:t>
         <w:br/>
-        <w:t>Says Bryant, ''Education is the key if you're trying to take people out of poverty.''</w:t>
+        <w:t>5 Lethal Weapon 2</w:t>
         <w:br/>
         <w:br/>
-        <w:t>Notes</w:t>
+        <w:t>Source: Billboard Publications</w:t>
         <w:br/>
         <w:br/>
-        <w:t>HELPING THE NEEDY; REFORMING WELFARE</w:t>
+        <w:t>Graphic</w:t>
+        <w:br/>
+        <w:br/>
+        <w:t xml:space="preserve"> </w:t>
+        <w:br/>
+        <w:t>PHOTO; b/w (Ellen Barkin)</w:t>
+        <w:br/>
+        <w:t xml:space="preserve"> </w:t>
+        <w:br/>
+        <w:t>CUTLINE: ELLEN BARKIN: Pacino's lover and prime suspect</w:t>
       </w:r>
     </w:p>
     <w:sectPr>

--- a/example_articles/countries/United Kingdom/5.countries_United Kingdom_Other_publisher.docx
+++ b/example_articles/countries/United Kingdom/5.countries_United Kingdom_Other_publisher.docx
@@ -7,7 +7,7 @@
         <w:pStyle w:val="Heading1"/>
       </w:pPr>
       <w:r>
-        <w:t>MOVIES</w:t>
+        <w:t>HEAVY METALIST MAKES A SOLO DISC</w:t>
       </w:r>
     </w:p>
     <w:p>
@@ -17,17 +17,17 @@
     </w:p>
     <w:p>
       <w:r>
-        <w:t>Date: 1990-04-20</w:t>
+        <w:t>Date: 2000-11-12</w:t>
       </w:r>
     </w:p>
     <w:p>
       <w:r>
-        <w:t>Section: LIFE; Pg. 3D; Television and Video; Movies</w:t>
+        <w:t>Section: FEATURES ARTS &amp; ENTERTAINMENT; Pg. I12</w:t>
       </w:r>
     </w:p>
     <w:p>
       <w:r>
-        <w:t>Source file: Other publishers/Files (500) (23).DOCX</w:t>
+        <w:t>Source file: Other publishers/Files (500) (24).DOCX</w:t>
       </w:r>
     </w:p>
     <w:p>
@@ -49,36 +49,53 @@
     </w:p>
     <w:p>
       <w:r>
-        <w:t>NEW IN STORES</w:t>
+        <w:t>Fresh from his reunion tour with heavy-metal monsters Black Sabbath, guitarist Tony Iommi is keeping it loud by releasing the first solo album of his three-decade career.</w:t>
         <w:br/>
-        <w:t>Sea of Love ## 1/2 (1989, MCA, retailer determines price): Significantly less than the sum of some very redemptive parts, this half-a-hit does serve notice that Al Pacino is still breathing (and vigorously) post-Revolution; that</w:t>
+        <w:t>Somewhat in the vein of Santana's recent blockbuster comeback, Iommi pairs the non-singing rock veteran with younger musicians such as Dave Grohl of the Foo Fighters and Billy Corgan of Smashing Pumpkins. Iommi's old bandmate, Ozzy Osbourne, is along for the ride, as is pop-punk rocker Billy Idol, emerging from years of isolation.</w:t>
         <w:br/>
-        <w:t>Ellen Barkin is still peaking; and that there's probably no movie John Goodman can't help. New York cop Pacino and Queens partner Goodman are investigating a series of murders involving males who placed ''personal'' ads. Pacino (working undercover) suspects Barkin, but gets involved with her anyway; the confused follow-up collapses the film, which can't decide whether it's a mystery or trenchant sexual-psychological study a la Last Tango in Paris. Verges on silly, but Richard Price's crackling dialogue helps.</w:t>
+        <w:t>The album has been in the works for 31/2 years, but sessions were interrupted by the Sabbath reunion tour and by the difficulty of booking studio time with his busy guests.</w:t>
         <w:br/>
-        <w:t>A Dry White Season ### (1989, CBS/Fox, $ 89.98): Oscar-nominated Marlon Brando has two juicy mid-film scenes as a human rights attorney exposing Soweto, South Africa, atrocities; Donald Sutherland essentially carries the film as a naive Johannesburg prep school teacher who becomes a pariah (even to his family) after a personal incident transforms him into an anti- apartheid activist. With the exception of some justifiably violent torture scenes, director Euzhan Palcy (she did the lovely Sugar Cane Alley) takes a straightforward approach that lets the material speak for itself. And Brando, you'd better believe, still has it.</w:t>
+        <w:t>Iommi, 52, says he wanted to surprise fans by avoiding collaborations with fellow veterans such as Rob Halford, formerly of Judas Priest; Deep Purple's Ian Gillan; or Bruce Dickinson of Iron Maiden.</w:t>
         <w:br/>
-        <w:t xml:space="preserve"> </w:t>
+        <w:t>"People have put me in a little bag and think I would be having certain people on it," he said recently in an interview in Beverly Hills. "I really didn't want to go that route."</w:t>
         <w:br/>
-        <w:t xml:space="preserve"> Shirley Valentine ## 1/2 (1989, Paramount, retailer determines price): Here's fresh proof that stage-screen retreads praised as ''warm,'' ''wise'' and ''heart-grabbing'' are much more likely to be banal, obvious and heart- burning. Oscar-nominated Pauline Collins re-creates her Tony-winning performance in this feminist Brit comedy about a working-class wife who enjoys a mind-clearing fling on the beautifully shot Greek island of Mykonos. Early on, Collins regularly converses with a kitchen wall; her oft-spouted bromides may drive you up one. ''Marriage is like the Middle East,'' she says. (''There's no solution.'') ''Sex is like the supermarket.'' (''It's overrated.'') To the moon, Shirley.</w:t>
+        <w:t>Along with producer Bob Marlette, he approached potential guests. The only one he couldn't get was Welsh balladeer Tom Jones, who was busy with his own project.</w:t>
         <w:br/>
-        <w:t xml:space="preserve"> </w:t>
+        <w:t>Also on Iommi are English chanteuse Skin of Skunk Anansie, fellow Brit Ian Astbury of the Cult, and American rockers Henry Rollins, Philip Anselmo of Pantera, Serj Tankian of System of a Down, and Peter Steele of Type O Negative.</w:t>
         <w:br/>
-        <w:t xml:space="preserve"> A Man Called Peter ## 1/2 (1955, CBS/Fox, $ 29.98): Peter Marshall was a beloved Scottish immigrant who rose to the ministry of Washington, D.C.'s historic ''Church of the Presidents''; later, he became chaplain of the U.S. Senate. What an acting challenge for lead Richard Todd; if his sermons fail to engage, the movie sinks. Fortunately, he is great - but the rest, a product of its era, hasn't held up as well. Jean Peters (her last film) plays Catherine Marshall, who comes off as a mild pain; try to keep her own sermonizing (early in the film) out of any feminist earshot.</w:t>
+        <w:t>The Grohl track, "Goodbye Lament," which features Queen guitarist Brian May, is rising through Billboard's mainstream-rock radio airplay chart and is at No. 17 in its fifth week of release.</w:t>
         <w:br/>
-        <w:t xml:space="preserve"> </w:t>
+        <w:t>Despite the logistical nightmare, Iommi said the recording process was "relatively painless." The guest singers would pick Iommi guitar riffs they liked, then add their own lyrics and melodies. He gave them complete creative freedom.</w:t>
         <w:br/>
-        <w:t xml:space="preserve"> Dealers ## (1989, Academy, $ 89.95): Though Yank Rebecca De Mornay is top- billed, this is essentially Britain's answer to Wall Street. Missing is Oliver Stone's pulsating-pulp narrative drive; on its own, though, this is an adequate time-killer about professional rivals (and eventually lovers) entangled in London investment-banking chicanery. Watchable enough to make you regret it isn't better.</w:t>
+        <w:t>"My idea on my side was to amalgamate the two of us. Billy Corgan, for instance, he's stepping out of Pumpkins into my world, and I'm stepping out of the Sabbath situation into another situation."</w:t>
         <w:br/>
-        <w:t xml:space="preserve"> </w:t>
+        <w:t>Iommi belatedly realized, though, that his guests were doing Sabbath imitations, since most of the songs deal with death and destruction - staples of the Sabbath canon.</w:t>
         <w:br/>
-        <w:t xml:space="preserve"> Second Sight # (1989, Warner, $ 89.95): Superpsychic Bronson Pinchot and his personal otherworldly entity assist John Larroquette at the Second Sight Detective Agency; if that's not enough, the love interest (played by Bess Armstrong) is a cute 'n' perky nun. No one needed a psychic to gauge how long this dregs-dweller would last in theaters.</w:t>
+        <w:t>"I thought, 'Blimey! There's no up-tempo stuff on this as well.' I never really realized it while we were doing it."</w:t>
         <w:br/>
-        <w:t xml:space="preserve"> TOP MOVIE RENTALS</w:t>
+        <w:t>Chalk that up to Sabbath's influence on several generations of musicians. Corgan calls himself a huge Black Sabbath fan, and Type O Negative and System of a Down performed on the Nativity in Black Sabbath tribute albums.</w:t>
         <w:br/>
-        <w:t>5 Lethal Weapon 2</w:t>
+        <w:t>Iommi cofounded Black Sabbath in 1968 with Osbourne, bass player Geezer Butler, and drummer Bill Ward, working-class pals from the industrial English city of Birmingham.</w:t>
         <w:br/>
+        <w:t>With Iommi overseeing its sound, Sabbath pioneered heavy metal with such bone-crunching nuggets as "Iron Man" and "Paranoid." He was the only member to stay with the lineup through to the 1997 reunion.</w:t>
         <w:br/>
-        <w:t>Source: Billboard Publications</w:t>
+        <w:t>Three-quarters of Black Sabbath are playing on "Who's Fooling Who" - Osbourne, Iommi and Ward. Iommi invited Butler to help, but he declined.</w:t>
+        <w:br/>
+        <w:t>He says relations with his Sabbath bandmates are fine, particularly since Osbourne's wife and manager, Sharon, released Iommi on her nascent label, Divine Recordings.</w:t>
+        <w:br/>
+        <w:t>Of his contact with Ozzy Osbourne, who has homes in Beverly Hills and England, Iommi said: "You might not hear from him for three months, then he'll call me eight times in a day."</w:t>
+        <w:br/>
+        <w:t>Butler lives a few houses down from Iommi's spread in Warwickshire, England, but they bump into each other only while walking their dogs at a nearby canal.</w:t>
+        <w:br/>
+        <w:t>There are no plans for another Sabbath reunion, Iommi said. However, "we never planned the last one either. We did talk at one point about a studio record, but that's about as far as it went."</w:t>
+        <w:br/>
+        <w:t>Which leaves Iommi time to socialize with his music-industry and football pals at dinner parties at each other's places. Although he is the only one in Sabbath who still drinks, his wild days are past, he says. So, too, are such rock-star indulgences as his mania for cars.</w:t>
+        <w:br/>
+        <w:t>"I had some real collectible cars. I had a Ferrari Daytona, a Lamborghini Miura. Like an idiot, I sold them, and of course the price now is ridiculous. I had an old Phantom Rolls-Royce, and I just used to look at them basically and start 'em up, and that was it. Stupid."</w:t>
+        <w:br/>
+        <w:t>Is he revved up over another album of collaborations?</w:t>
+        <w:br/>
+        <w:t>"That's the $10 million question. . . . It would have to be a lot bloody quicker."</w:t>
         <w:br/>
         <w:br/>
         <w:t>Graphic</w:t>
@@ -86,11 +103,11 @@
         <w:br/>
         <w:t xml:space="preserve"> </w:t>
         <w:br/>
-        <w:t>PHOTO; b/w (Ellen Barkin)</w:t>
+        <w:t>PHOTO;</w:t>
         <w:br/>
-        <w:t xml:space="preserve"> </w:t>
+        <w:t>PHOTO</w:t>
         <w:br/>
-        <w:t>CUTLINE: ELLEN BARKIN: Pacino's lover and prime suspect</w:t>
+        <w:t>After 30 years, guitarist and Black Sabbath cofounder Tony Iommi collaborated with a host of rockers on "Iommi." (KEVIN WESTENBERG)</w:t>
       </w:r>
     </w:p>
     <w:sectPr>

--- a/example_articles/countries/United Kingdom/5.countries_United Kingdom_Other_publisher.docx
+++ b/example_articles/countries/United Kingdom/5.countries_United Kingdom_Other_publisher.docx
@@ -7,7 +7,7 @@
         <w:pStyle w:val="Heading1"/>
       </w:pPr>
       <w:r>
-        <w:t>HEAVY METALIST MAKES A SOLO DISC</w:t>
+        <w:t>ANDREA BOCELLI PAVES WAY FOR YOUNG TENORS</w:t>
       </w:r>
     </w:p>
     <w:p>
@@ -17,17 +17,17 @@
     </w:p>
     <w:p>
       <w:r>
-        <w:t>Date: 2000-11-12</w:t>
+        <w:t>Date: 2003-01-02</w:t>
       </w:r>
     </w:p>
     <w:p>
       <w:r>
-        <w:t>Section: FEATURES ARTS &amp; ENTERTAINMENT; Pg. I12</w:t>
+        <w:t>Section: ARTS &amp; ENTERTAINMENT,</w:t>
       </w:r>
     </w:p>
     <w:p>
       <w:r>
-        <w:t>Source file: Other publishers/Files (500) (24).DOCX</w:t>
+        <w:t>Source file: Other publishers/Files (500) (26).DOCX</w:t>
       </w:r>
     </w:p>
     <w:p>
@@ -49,65 +49,41 @@
     </w:p>
     <w:p>
       <w:r>
-        <w:t>Fresh from his reunion tour with heavy-metal monsters Black Sabbath, guitarist Tony Iommi is keeping it loud by releasing the first solo album of his three-decade career.</w:t>
+        <w:t>To those who believe there is and should only be one Andrea Bocelli, stop reading, immediately. If you don't, you'll be sorry.</w:t>
         <w:br/>
-        <w:t>Somewhat in the vein of Santana's recent blockbuster comeback, Iommi pairs the non-singing rock veteran with younger musicians such as Dave Grohl of the Foo Fighters and Billy Corgan of Smashing Pumpkins. Iommi's old bandmate, Ozzy Osbourne, is along for the ride, as is pop-punk rocker Billy Idol, emerging from years of isolation.</w:t>
+        <w:t xml:space="preserve"> While the Tuscan tenor has inspired a following so devoted it borders on being monotheistic, his success has sired a new musical genre and a host of fresh faces. Known as pop tenors, PBS tenors or Baby Bocellis, these young talents include Mario Frangoulis, Josh Groban and Russell Watson, each with a distinct personality but key Bocellian elements in common: a cosmopolitan, semioperatic repertoire; an inspiring background story; and a kinder, gentler sex appeal.</w:t>
         <w:br/>
-        <w:t>The album has been in the works for 31/2 years, but sessions were interrupted by the Sabbath reunion tour and by the difficulty of booking studio time with his busy guests.</w:t>
+        <w:t>Bocelli and his brood have awakened the sleeping giant of the recording industry: devoted adult fans. In regions of Billboard magazine's Top 200 chart that are normally dominated by Eminem and Nirvana, Groban's eponymous disc peaked at No. 8 this fall, selling a million-plus copies. Bocelli is way ahead: He has five multi-platinum discs ("Romanza" sold 17 million in the United States) and his new "Sentimento" debuted on Nov. 23's Top 200 chart at No. 12. Watson and Frangoulis aren't there at the moment, but their respective albums, "Encore" and "Sometimes I Dream," are crowding one another on the Top 5 of the classical crossover chart.</w:t>
         <w:br/>
-        <w:t>Iommi, 52, says he wanted to surprise fans by avoiding collaborations with fellow veterans such as Rob Halford, formerly of Judas Priest; Deep Purple's Ian Gillan; or Bruce Dickinson of Iron Maiden.</w:t>
+        <w:t xml:space="preserve"> Most curious, though, is the genre's purposefully international flavor. Although American pop has mostly been an English-language medium, the Bocelli babies often slip into Italian.</w:t>
         <w:br/>
-        <w:t>"People have put me in a little bag and think I would be having certain people on it," he said recently in an interview in Beverly Hills. "I really didn't want to go that route."</w:t>
+        <w:t xml:space="preserve"> "The music is so different from what people are listening to in a pop context," said Lisa Stevens, senior vice president of marketing for Sony Classical. "It's classical to people who aren't core classical buyers. Culturally, it's almost an aspirational kind of purchase."</w:t>
         <w:br/>
-        <w:t>Along with producer Bob Marlette, he approached potential guests. The only one he couldn't get was Welsh balladeer Tom Jones, who was busy with his own project.</w:t>
+        <w:t xml:space="preserve"> Just about anyone could take to these artists, which means the potential fan base could hardly be more dispersed. How to find it? The prerequisite for success in this elusive world isn't so much a strong tenor voice as a strong but tender persona.</w:t>
         <w:br/>
-        <w:t>Also on Iommi are English chanteuse Skin of Skunk Anansie, fellow Brit Ian Astbury of the Cult, and American rockers Henry Rollins, Philip Anselmo of Pantera, Serj Tankian of System of a Down, and Peter Steele of Type O Negative.</w:t>
+        <w:t xml:space="preserve"> Female sympathy must be enlisted, and the poster boy, so far, is Groban, who was a student briefly at at Carnegie Mellon University and whose breakthrough was 18 months ago in an "Ally McBeal" episode in which he played a sensitive, tormented teenager who astonishes his prom with his angelic singing voice.</w:t>
         <w:br/>
-        <w:t>The Grohl track, "Goodbye Lament," which features Queen guitarist Brian May, is rising through Billboard's mainstream-rock radio airplay chart and is at No. 17 in its fifth week of release.</w:t>
+        <w:t xml:space="preserve"> That's not real life, of course, but with Groban's soulful eyes, you could believe that it is. Frangoulis' story involves growing up in war-torn Rhodesia and fleeing to Greece, where he was raised by his aunt. It's dramatic. It's true. It's perfect.</w:t>
         <w:br/>
-        <w:t>Despite the logistical nightmare, Iommi said the recording process was "relatively painless." The guest singers would pick Iommi guitar riffs they liked, then add their own lyrics and melodies. He gave them complete creative freedom.</w:t>
+        <w:t xml:space="preserve"> Then there's the touched-by-an-angel quality. It's not enough for the voice to be beautiful; it must seem miraculous. In Bocelli's case, his early lack of performance polish heightened the sense that his talent hadn't been developed so much as it had been conferred from "on high."</w:t>
         <w:br/>
-        <w:t>"My idea on my side was to amalgamate the two of us. Billy Corgan, for instance, he's stepping out of Pumpkins into my world, and I'm stepping out of the Sabbath situation into another situation."</w:t>
+        <w:t xml:space="preserve"> Similarly, the 35-year-old Watson's working-class Manchester, England, background and the smoky men's clubs in which he sang were hardly the places to learn Puccini's "Nessun dorma." Yet he did. And Groban? He's 21. Few are so natural and guileless. The ultimate point of these qualities isn't sincerity, but authenticity.</w:t>
         <w:br/>
-        <w:t>Iommi belatedly realized, though, that his guests were doing Sabbath imitations, since most of the songs deal with death and destruction - staples of the Sabbath canon.</w:t>
+        <w:t xml:space="preserve"> In contrast, the older Frangoulis (estimated by some to be in his early 30s) is the most experienced performer of the four, having studied at London's famous Guildhall School of Music and Drama, done time in the casts of "Les Miserables" and "Phantom of the Opera," and enjoyed stardom in Greece for years. His showmanship is so polished it's almost intimidating. Will the approachable, Byronic title of his new album, "Sometimes I Dream," compensate for that? Nobody knows.</w:t>
         <w:br/>
-        <w:t>"I thought, 'Blimey! There's no up-tempo stuff on this as well.' I never really realized it while we were doing it."</w:t>
+        <w:t xml:space="preserve"> In spite of best-laid plans, popularity in this genre is far from predictable -- or rational. You never know who will be seized upon, or why. Though opera snobs are said to hate Bocelli, there were some who proclaimed him from the beginning to have the prettiest voice in the business. Although Bocelli, now 44, has silenced many of his detractors with his positive vocal developments, less snobby opera people beg to differ.</w:t>
         <w:br/>
-        <w:t>Chalk that up to Sabbath's influence on several generations of musicians. Corgan calls himself a huge Black Sabbath fan, and Type O Negative and System of a Down performed on the Nativity in Black Sabbath tribute albums.</w:t>
+        <w:t xml:space="preserve"> Baby Bocelli fans seem to come from everywhere, but no place in particular, which makes selling these singers so hit-and-miss.</w:t>
         <w:br/>
-        <w:t>Iommi cofounded Black Sabbath in 1968 with Osbourne, bass player Geezer Butler, and drummer Bill Ward, working-class pals from the industrial English city of Birmingham.</w:t>
+        <w:t xml:space="preserve"> "With these artists, you don't get the radio airplay. You don't have MTV," Stevens said. "PBS is one of the few outlets left. It has an older, more affluent viewer and, like [National Public Radio ], has people interested in more eclectic programming."</w:t>
         <w:br/>
-        <w:t>With Iommi overseeing its sound, Sabbath pioneered heavy metal with such bone-crunching nuggets as "Iron Man" and "Paranoid." He was the only member to stay with the lineup through to the 1997 reunion.</w:t>
+        <w:t xml:space="preserve"> Another outlet is air travel. First-class passengers on American Airlines recently received a free Frangoulis CD sampler, and clips from his special are seen on in-flight programs. Recordings are sent out for play in posh restaurants and boutiques. The nightmare scenario is a depleted promotional budget, an exhausted staff, and a talent that flashes in the pan. And that's where these singers become truly unpredictable, because in this new genre, longevity is reached via different rules. For example, if his Nov. 23 special on PBS's "Great Performances" is any indication, Groban has an extremely narrow range. He sang one romantic ballad after another, with no variation in emotional tone.</w:t>
         <w:br/>
-        <w:t>Three-quarters of Black Sabbath are playing on "Who's Fooling Who" - Osbourne, Iommi and Ward. Iommi invited Butler to help, but he declined.</w:t>
+        <w:t xml:space="preserve"> For anyone else, this would be a 10-minute career. Yet there's no indication that Groban has peaked. Barbra Streisand's much-ballyhooed mystery collaborator on her "Duets" album turned out to be … he.</w:t>
         <w:br/>
-        <w:t>He says relations with his Sabbath bandmates are fine, particularly since Osbourne's wife and manager, Sharon, released Iommi on her nascent label, Divine Recordings.</w:t>
+        <w:t xml:space="preserve"> Is it possible that part of Groban's popularity comes from his offering such a consistent commodity? These performers are three-dimensional personalities offstage. Yet onstage, they are scrupulously one-dimensional, achieving a dependability that creates an emotional safety zone.</w:t>
         <w:br/>
-        <w:t>Of his contact with Ozzy Osbourne, who has homes in Beverly Hills and England, Iommi said: "You might not hear from him for three months, then he'll call me eight times in a day."</w:t>
-        <w:br/>
-        <w:t>Butler lives a few houses down from Iommi's spread in Warwickshire, England, but they bump into each other only while walking their dogs at a nearby canal.</w:t>
-        <w:br/>
-        <w:t>There are no plans for another Sabbath reunion, Iommi said. However, "we never planned the last one either. We did talk at one point about a studio record, but that's about as far as it went."</w:t>
-        <w:br/>
-        <w:t>Which leaves Iommi time to socialize with his music-industry and football pals at dinner parties at each other's places. Although he is the only one in Sabbath who still drinks, his wild days are past, he says. So, too, are such rock-star indulgences as his mania for cars.</w:t>
-        <w:br/>
-        <w:t>"I had some real collectible cars. I had a Ferrari Daytona, a Lamborghini Miura. Like an idiot, I sold them, and of course the price now is ridiculous. I had an old Phantom Rolls-Royce, and I just used to look at them basically and start 'em up, and that was it. Stupid."</w:t>
-        <w:br/>
-        <w:t>Is he revved up over another album of collaborations?</w:t>
-        <w:br/>
-        <w:t>"That's the $10 million question. . . . It would have to be a lot bloody quicker."</w:t>
-        <w:br/>
-        <w:br/>
-        <w:t>Graphic</w:t>
-        <w:br/>
-        <w:br/>
-        <w:t xml:space="preserve"> </w:t>
-        <w:br/>
-        <w:t>PHOTO;</w:t>
-        <w:br/>
-        <w:t>PHOTO</w:t>
-        <w:br/>
-        <w:t>After 30 years, guitarist and Black Sabbath cofounder Tony Iommi collaborated with a host of rockers on "Iommi." (KEVIN WESTENBERG)</w:t>
+        <w:t xml:space="preserve"> Groban's mellow voice (you can't call him a tenor) promises dewy-eyed romanticism -- and nothing but. Watson offers a Dennis Quaid, cat-that-ate-the-canary sense of mischief. Frangoulis' chiseled face exudes virility, and there's a robust tenor in the bargain. Bocelli is the Italian poet with an ache in his voice.</w:t>
       </w:r>
     </w:p>
     <w:sectPr>

--- a/example_articles/countries/United Kingdom/5.countries_United Kingdom_Other_publisher.docx
+++ b/example_articles/countries/United Kingdom/5.countries_United Kingdom_Other_publisher.docx
@@ -7,7 +7,7 @@
         <w:pStyle w:val="Heading1"/>
       </w:pPr>
       <w:r>
-        <w:t>ANDREA BOCELLI PAVES WAY FOR YOUNG TENORS</w:t>
+        <w:t>Thatcher's stunning news has a nation talking</w:t>
       </w:r>
     </w:p>
     <w:p>
@@ -17,17 +17,17 @@
     </w:p>
     <w:p>
       <w:r>
-        <w:t>Date: 2003-01-02</w:t>
+        <w:t>Date: 1990-11-26</w:t>
       </w:r>
     </w:p>
     <w:p>
       <w:r>
-        <w:t>Section: ARTS &amp; ENTERTAINMENT,</w:t>
+        <w:t>Section: NEWS; Pg. 8A</w:t>
       </w:r>
     </w:p>
     <w:p>
       <w:r>
-        <w:t>Source file: Other publishers/Files (500) (26).DOCX</w:t>
+        <w:t>Source file: Other publishers/Files (500) (21).DOCX</w:t>
       </w:r>
     </w:p>
     <w:p>
@@ -49,41 +49,45 @@
     </w:p>
     <w:p>
       <w:r>
-        <w:t>To those who believe there is and should only be one Andrea Bocelli, stop reading, immediately. If you don't, you'll be sorry.</w:t>
+        <w:t>Suburban London housewife Julia Thorne was upset over Margaret Thatcher's resignation. So upset that she sat down and wrote a two-page thank- you note to the prime minister, telling Thatcher she thought the nation had made a terrible mistake.</w:t>
         <w:br/>
-        <w:t xml:space="preserve"> While the Tuscan tenor has inspired a following so devoted it borders on being monotheistic, his success has sired a new musical genre and a host of fresh faces. Known as pop tenors, PBS tenors or Baby Bocellis, these young talents include Mario Frangoulis, Josh Groban and Russell Watson, each with a distinct personality but key Bocellian elements in common: a cosmopolitan, semioperatic repertoire; an inspiring background story; and a kinder, gentler sex appeal.</w:t>
+        <w:t>''I had felt safe under her umbrella,'' says Thorne, 52. ''I had been thinking that at least we have Maggie behind us if we do go to war in the gulf. It's just so sad, and wicked, that she had to go out this way.''</w:t>
         <w:br/>
-        <w:t>Bocelli and his brood have awakened the sleeping giant of the recording industry: devoted adult fans. In regions of Billboard magazine's Top 200 chart that are normally dominated by Eminem and Nirvana, Groban's eponymous disc peaked at No. 8 this fall, selling a million-plus copies. Bocelli is way ahead: He has five multi-platinum discs ("Romanza" sold 17 million in the United States) and his new "Sentimento" debuted on Nov. 23's Top 200 chart at No. 12. Watson and Frangoulis aren't there at the moment, but their respective albums, "Encore" and "Sometimes I Dream," are crowding one another on the Top 5 of the classical crossover chart.</w:t>
+        <w:t>Not everyone in Britain is as kind, however, about the woman who divided both the nation and her government in the past few weeks.</w:t>
         <w:br/>
-        <w:t xml:space="preserve"> Most curious, though, is the genre's purposefully international flavor. Although American pop has mostly been an English-language medium, the Bocelli babies often slip into Italian.</w:t>
+        <w:t>Ex-Beatle Paul McCartney is critical of Thatcher's policies in a Christmas record he releases today about Britain's homeless and sick, the Daily Mirror newspaper said.</w:t>
         <w:br/>
-        <w:t xml:space="preserve"> "The music is so different from what people are listening to in a pop context," said Lisa Stevens, senior vice president of marketing for Sony Classical. "It's classical to people who aren't core classical buyers. Culturally, it's almost an aspirational kind of purchase."</w:t>
+        <w:t>But in the recognition, and shock of Thatcher's pending departure, comes a peculiar sort of unity: ''Maggie,'' as she's called here, is on everyone's mind. ''Perfect strangers were talking to each other on the street,'' says Gillian Barber, 49, a fashion designer in North London. 'It was like the queen had died.''</w:t>
         <w:br/>
-        <w:t xml:space="preserve"> Just about anyone could take to these artists, which means the potential fan base could hardly be more dispersed. How to find it? The prerequisite for success in this elusive world isn't so much a strong tenor voice as a strong but tender persona.</w:t>
+        <w:t>''The guy in the office next to me was almost in tears,'' says her husband, David Barber, 53, an independent film producer. ''It suddenly seems like a lot of people have changed their minds and now think she wasn't so bad.''</w:t>
         <w:br/>
-        <w:t xml:space="preserve"> Female sympathy must be enlisted, and the poster boy, so far, is Groban, who was a student briefly at at Carnegie Mellon University and whose breakthrough was 18 months ago in an "Ally McBeal" episode in which he played a sensitive, tormented teenager who astonishes his prom with his angelic singing voice.</w:t>
+        <w:t>A certain nostalgia even grips some Britons:</w:t>
         <w:br/>
-        <w:t xml:space="preserve"> That's not real life, of course, but with Groban's soulful eyes, you could believe that it is. Frangoulis' story involves growing up in war-torn Rhodesia and fleeing to Greece, where he was raised by his aunt. It's dramatic. It's true. It's perfect.</w:t>
+        <w:t>- An old song called We Can't Let Maggie Go is being re-recorded for Christmas sales with profits going to a campaign by the same name.</w:t>
         <w:br/>
-        <w:t xml:space="preserve"> Then there's the touched-by-an-angel quality. It's not enough for the voice to be beautiful; it must seem miraculous. In Bocelli's case, his early lack of performance polish heightened the sense that his talent hadn't been developed so much as it had been conferred from "on high."</w:t>
+        <w:t>- At the posh London home of Michael Heseltine, the man who challenged and helped knock Thatcher out of 10 Downing Street, two Maggie loyalists briefly handcuffed themselves to the sidewalk railings in protest of her resignation.</w:t>
         <w:br/>
-        <w:t xml:space="preserve"> Similarly, the 35-year-old Watson's working-class Manchester, England, background and the smoky men's clubs in which he sang were hardly the places to learn Puccini's "Nessun dorma." Yet he did. And Groban? He's 21. Few are so natural and guileless. The ultimate point of these qualities isn't sincerity, but authenticity.</w:t>
+        <w:t>- In Australia, where the English cricket team is playing, fans held up a ''Bring Back Maggie'' banner.</w:t>
         <w:br/>
-        <w:t xml:space="preserve"> In contrast, the older Frangoulis (estimated by some to be in his early 30s) is the most experienced performer of the four, having studied at London's famous Guildhall School of Music and Drama, done time in the casts of "Les Miserables" and "Phantom of the Opera," and enjoyed stardom in Greece for years. His showmanship is so polished it's almost intimidating. Will the approachable, Byronic title of his new album, "Sometimes I Dream," compensate for that? Nobody knows.</w:t>
+        <w:t>But continuing divisions are evident as well.</w:t>
         <w:br/>
-        <w:t xml:space="preserve"> In spite of best-laid plans, popularity in this genre is far from predictable -- or rational. You never know who will be seized upon, or why. Though opera snobs are said to hate Bocelli, there were some who proclaimed him from the beginning to have the prettiest voice in the business. Although Bocelli, now 44, has silenced many of his detractors with his positive vocal developments, less snobby opera people beg to differ.</w:t>
+        <w:t>On Petticoat Lane, a Sunday marketplace in the working-class section of East London, people argued about Thatcher and talked about Tuesday's second ballot for the leadership of the Conservative Party and the prime minister's job that goes with it.</w:t>
         <w:br/>
-        <w:t xml:space="preserve"> Baby Bocelli fans seem to come from everywhere, but no place in particular, which makes selling these singers so hit-and-miss.</w:t>
+        <w:t>Foreign Secretary Douglas Hurd and Chancellor John Major joined the race after Thatcher resigned.</w:t>
         <w:br/>
-        <w:t xml:space="preserve"> "With these artists, you don't get the radio airplay. You don't have MTV," Stevens said. "PBS is one of the few outlets left. It has an older, more affluent viewer and, like [National Public Radio ], has people interested in more eclectic programming."</w:t>
+        <w:t>''Margaret Thatcher was made a scapegoat by her own party,'' says Londoner Judith Robinson, 32. ''But I don't see any difference at all between Heseltine, Hurd and Major. They'll continue with Conservative policies and that's the problem.'</w:t>
         <w:br/>
-        <w:t xml:space="preserve"> Another outlet is air travel. First-class passengers on American Airlines recently received a free Frangoulis CD sampler, and clips from his special are seen on in-flight programs. Recordings are sent out for play in posh restaurants and boutiques. The nightmare scenario is a depleted promotional budget, an exhausted staff, and a talent that flashes in the pan. And that's where these singers become truly unpredictable, because in this new genre, longevity is reached via different rules. For example, if his Nov. 23 special on PBS's "Great Performances" is any indication, Groban has an extremely narrow range. He sang one romantic ballad after another, with no variation in emotional tone.</w:t>
+        <w:t>Adds Colin Kaye, 40, who's for Heseltine: ''Well she had to go, didn't she? She had a good run but after 11 years, it's time to move on. But Heseltine is a proper English gentlemen, and you Americans like that sort of thing.''</w:t>
         <w:br/>
-        <w:t xml:space="preserve"> For anyone else, this would be a 10-minute career. Yet there's no indication that Groban has peaked. Barbra Streisand's much-ballyhooed mystery collaborator on her "Duets" album turned out to be … he.</w:t>
+        <w:t>Whoever wins the upcoming vote, Britain's first female prime minister will be replaced by a man - a fact not lost on the population:</w:t>
         <w:br/>
-        <w:t xml:space="preserve"> Is it possible that part of Groban's popularity comes from his offering such a consistent commodity? These performers are three-dimensional personalities offstage. Yet onstage, they are scrupulously one-dimensional, achieving a dependability that creates an emotional safety zone.</w:t>
+        <w:t>''I think that a little bit of it was men being a bit sick of having a woman at a top,'' says Thorne. ''I think they've had enough and want a man there again.''</w:t>
         <w:br/>
-        <w:t xml:space="preserve"> Groban's mellow voice (you can't call him a tenor) promises dewy-eyed romanticism -- and nothing but. Watson offers a Dennis Quaid, cat-that-ate-the-canary sense of mischief. Frangoulis' chiseled face exudes virility, and there's a robust tenor in the bargain. Bocelli is the Italian poet with an ache in his voice.</w:t>
+        <w:br/>
+        <w:t>Notes</w:t>
+        <w:br/>
+        <w:br/>
+        <w:t>Ribbon Label; BRITAIN REPLACES THE 'IRON LADY'; 3</w:t>
       </w:r>
     </w:p>
     <w:sectPr>
